--- a/output/docx/ru/BUFRCREX_CodeFlag_ru_33.docx
+++ b/output/docx/ru/BUFRCREX_CodeFlag_ru_33.docx
@@ -9756,7 +9756,7 @@
           <w:i/>
           <w:sz w:val="14"/>
         </w:rPr>
-        <w:t>Note 49: Если бит установлен на 1, указание действительно.</w:t>
+        <w:t>Note CF49: Если бит установлен на 1, указание действительно.</w:t>
       </w:r>
     </w:p>
     <w:p/>
@@ -11269,7 +11269,7 @@
           <w:i/>
           <w:sz w:val="14"/>
         </w:rPr>
-        <w:t>Note 24: Биты 1-4 представляют код погрешности времени. В том случае, когда все биты установлены на 0, это означает, что время сканирования соответствует предсказанному времени.</w:t>
+        <w:t>Note CF24: Биты 1-4 представляют код погрешности времени. В том случае, когда все биты установлены на 0, это означает, что время сканирования соответствует предсказанному времени.</w:t>
       </w:r>
     </w:p>
     <w:p>
@@ -11279,7 +11279,7 @@
           <w:i/>
           <w:sz w:val="14"/>
         </w:rPr>
-        <w:t>Note 25: Биты 11-17 представляют код погрешности географического местоположения. В том случае, когда все биты установлены на 0, это означает, что географическое местоположение является нормальным.</w:t>
+        <w:t>Note CF25: Биты 11-17 представляют код погрешности географического местоположения. В том случае, когда все биты установлены на 0, это означает, что географическое местоположение является нормальным.</w:t>
       </w:r>
     </w:p>
     <w:p>
@@ -11289,7 +11289,7 @@
           <w:i/>
           <w:sz w:val="14"/>
         </w:rPr>
-        <w:t>Note 27: Биты 5-10 представляют код погрешности калибровки. В том случае, когда все биты установлены на 0, это означает, что калибровка нормальная. В том случае, когда тот или иной из битов 5, 7 и 10 установлен на 1, это означает, что были использованы вторичные коэффициенты калибровки.</w:t>
+        <w:t>Note CF27: Биты 5-10 представляют код погрешности калибровки. В том случае, когда все биты установлены на 0, это означает, что калибровка нормальная. В том случае, когда тот или иной из битов 5, 7 и 10 установлен на 1, это означает, что были использованы вторичные коэффициенты калибровки.</w:t>
       </w:r>
     </w:p>
     <w:p>
@@ -11299,7 +11299,7 @@
           <w:i/>
           <w:sz w:val="14"/>
         </w:rPr>
-        <w:t>Note 49: Если бит установлен на 1, указание действительно.</w:t>
+        <w:t>Note CF49: Если бит установлен на 1, указание действительно.</w:t>
       </w:r>
     </w:p>
     <w:p/>
@@ -11958,7 +11958,7 @@
           <w:i/>
           <w:sz w:val="14"/>
         </w:rPr>
-        <w:t>Note 17: Если все биты установлены на 0, это означает, что калибровка правильная.</w:t>
+        <w:t>Note CF17: Если все биты установлены на 0, это означает, что калибровка правильная.</w:t>
       </w:r>
     </w:p>
     <w:p/>
@@ -12178,7 +12178,7 @@
                 <w:b w:val="0"/>
                 <w:sz w:val="16"/>
               </w:rPr>
-              <w:t>Note 26: Если радиозонд снабжен датчиком относительной влажности, 0 13 009 в последовательности должна всегда сообщаться в качестве обязательной величины, а температура точки росы может быть включена как производная величина. Если радиозонд снабжен датчиком точки росы, 0 12 103 в последовательности должна всегда сообщаться, а дескриптор 0 13 009 следует установить на отсутствующее значение.</w:t>
+              <w:t>Note CF26: Биты 2-21 использованы для HIRS, но только биты 2-16 использованы для AMSU-А и биты 2-6 для AMSU-В.</w:t>
             </w:r>
           </w:p>
         </w:tc>
@@ -12374,7 +12374,7 @@
           <w:i/>
           <w:sz w:val="14"/>
         </w:rPr>
-        <w:t>Note 17: Если все биты установлены на 0, это означает, что калибровка правильная.</w:t>
+        <w:t>Note CF17: Если все биты установлены на 0, это означает, что калибровка правильная.</w:t>
       </w:r>
     </w:p>
     <w:p/>
@@ -16300,7 +16300,7 @@
           <w:i/>
           <w:sz w:val="14"/>
         </w:rPr>
-        <w:t>Note 85: Данный дескриптор будет связан с данными по видимости или высоте облаков для указания того, что значение является граничным. Если передаваемое значение является истинным, то кодовая цифра равна нулю. Однако измерение может попасть в предел измерительной способности прибора. Если передаваемое значение больше, чем истинное значение, то кодовая цифра будет равна 1, если передаваемое значение меньше истинного значения, то кодовая цифра будет равна 2.</w:t>
+        <w:t>Note CF85: Данный дескриптор будет связан с данными по видимости или высоте облаков для указания того, что значение является граничным. Если передаваемое значение является истинным, то кодовая цифра равна нулю. Однако измерение может попасть в предел измерительной способности прибора. Если передаваемое значение больше, чем истинное значение, то кодовая цифра будет равна 1, если передаваемое значение меньше истинного значения, то кодовая цифра будет равна 2.</w:t>
       </w:r>
     </w:p>
     <w:p/>
@@ -26033,7 +26033,7 @@
                 <w:b w:val="0"/>
                 <w:sz w:val="16"/>
               </w:rPr>
-              <w:t>Note 72: Время запуска должно быть указано с наибольшей возможной точностью. Если секунды времени запуска неизвестны, их значение должно быть обозначено как нуль.</w:t>
+              <w:t>(см. примечание 1)</w:t>
             </w:r>
           </w:p>
         </w:tc>
@@ -26095,7 +26095,7 @@
                 <w:b w:val="0"/>
                 <w:sz w:val="16"/>
               </w:rPr>
-              <w:t>Note 83: Суммарная УФ-радиация (0 14 072) — УФ-энергия, интегрированная за указанный период для указанной спектральной полосы. Дескриптору 0 14 072 должен предшествовать дескриптор временного периода, а также рабочая длина волны спектрографа (0 02 071) и ширина диапазона спектрографа (0 02 072). Например, если дескриптор 0 14 072 используется для суммарной УФ-В радиации, то дескрипторы 0 02 071 и 0 02 072 должны указывать спектральную полосу 280–315 нм.</w:t>
+              <w:t>(см. примечание 2)</w:t>
             </w:r>
           </w:p>
         </w:tc>
@@ -26440,7 +26440,7 @@
                 <w:b w:val="0"/>
                 <w:sz w:val="16"/>
               </w:rPr>
-              <w:t>Note 71: Время запуска 3 01 013 в последовательности должно быть указано с наибольшей возможной точностью. Если секунды времени запуска неизвестны, их значение должно быть обозначено как нуль.</w:t>
+              <w:t>(см. примечание)</w:t>
             </w:r>
           </w:p>
         </w:tc>
@@ -26502,7 +26502,7 @@
                 <w:b w:val="0"/>
                 <w:sz w:val="16"/>
               </w:rPr>
-              <w:t>Note 71: Время запуска 3 01 013 в последовательности должно быть указано с наибольшей возможной точностью. Если секунды времени запуска неизвестны, их значение должно быть обозначено как нуль.</w:t>
+              <w:t>(см. примечание)</w:t>
             </w:r>
           </w:p>
         </w:tc>
@@ -26847,7 +26847,7 @@
                 <w:b w:val="0"/>
                 <w:sz w:val="16"/>
               </w:rPr>
-              <w:t>Note 68: Данная последовательность исключена из-за неправильного использования дескриптора 0 04 075 в последовательности 3 06 020; вместо нее должна использоваться последовательность 3 06 025.</w:t>
+              <w:t>(см. примечание 1)</w:t>
             </w:r>
           </w:p>
         </w:tc>
@@ -27031,7 +27031,7 @@
                 <w:b w:val="0"/>
                 <w:sz w:val="16"/>
               </w:rPr>
-              <w:t>Note 67: Данная последовательность исключена, поскольку в ней содержится исключенная последовательность 3 09 030; вместо 3 09 040, 3 09 041, 3 09 042, 3 09 043 и 3 09 044 должны использоваться соответственно последовательности 3 09 045, 3 09 046, 3 09 047, 3 09 048 и 3 09 049.</w:t>
+              <w:t>(см. примечание 2)</w:t>
             </w:r>
           </w:p>
         </w:tc>
@@ -27154,7 +27154,7 @@
                 <w:b w:val="0"/>
                 <w:sz w:val="16"/>
               </w:rPr>
-              <w:t>Note 73: Для создания необходимого временного диапазона дескриптор 0 04 024 необходимо включать два раза.</w:t>
+              <w:t>(см. примечание 3)</w:t>
             </w:r>
           </w:p>
         </w:tc>
@@ -27216,7 +27216,7 @@
                 <w:b w:val="0"/>
                 <w:sz w:val="16"/>
               </w:rPr>
-              <w:t>Note 70: Данная величина является официальной или наилучшей оценкой фактической высоты станции. Она предоставляется для сравнения с виртуальной высотой местности в модели. Эти две величины могут значительно отличаться при пересеченной местности. Масштабный коэффициент увеличен для того, чтобы величина была непосредственно сравнима с дескриптором 0 07 030 ниже.</w:t>
+              <w:t>(см. примечание 4)</w:t>
             </w:r>
           </w:p>
         </w:tc>
@@ -27278,7 +27278,7 @@
                 <w:b w:val="0"/>
                 <w:sz w:val="16"/>
               </w:rPr>
-              <w:t>Note 69: Данная последовательность исключена из-за неправильного использования дескриптора 0 04 075; вместо нее должна использоваться последовательность 3 06 019.</w:t>
+              <w:t>(см. примечание 5)</w:t>
             </w:r>
           </w:p>
         </w:tc>
@@ -27340,7 +27340,7 @@
                 <w:b w:val="0"/>
                 <w:sz w:val="16"/>
               </w:rPr>
-              <w:t>Note 87: Высота площадки станции над средним уровнем моря определяется как высота над средним уровнем моря участка земли, на котором стоит осадкомер, или, в случае отсутствия осадкомера, площадки под метеорологической будкой. Если нет ни осадкомера, ни будки, то это средний уровень поверхности вблизи от станции (ссылка: Руководство по метеорологическим приборам и методам наблюдений (ВМО-№ 8), 1996 г.).</w:t>
+              <w:t>(см. примечание 6)</w:t>
             </w:r>
           </w:p>
         </w:tc>
@@ -27402,7 +27402,7 @@
                 <w:b w:val="0"/>
                 <w:sz w:val="16"/>
               </w:rPr>
-              <w:t>Note 86: Высота датчика над поверхностью воды — это высота датчика над водной поверхностью моря или озера. Этот дескриптор не определяет по-новому дескриптор 0 07 030 или 0 07 032. Ранее определенное значение 0 07 033 может быть отменено за счет установки 0 07 033 на «отсутствующее значение».</w:t>
+              <w:t>(см. примечание 7)</w:t>
             </w:r>
           </w:p>
         </w:tc>
